--- a/Mohammed Omar Mkhallati - Detect the Suspicious Network Behavior.docx
+++ b/Mohammed Omar Mkhallati - Detect the Suspicious Network Behavior.docx
@@ -158,7 +158,7 @@
           <w:sz w:val="32"/>
           <w:szCs w:val="32"/>
         </w:rPr>
-        <w:t>Building a Cyberattack Classifier</w:t>
+        <w:t>Detect Suspicious Network Behavior</w:t>
       </w:r>
     </w:p>
     <w:p>
@@ -230,7 +230,7 @@
             <w:sz w:val="22"/>
             <w:szCs w:val="22"/>
           </w:rPr>
-          <w:t>https://colab.research.google.com/github/omarmkhallati/AI_For_Cybersecurity-Mkhallati/blob/main/Mohammed_Omar_Mkhallati-CyberAttack_Classifier.ipynb</w:t>
+          <w:t>https://colab.research.google.com/github/omarmkhallati/AI_For_Cybersecurity-Mkhallati/blob/main/Mohammed_Omar_Mkhallati-Suspicious_Network_Behavior.ipynb</w:t>
         </w:r>
       </w:hyperlink>
     </w:p>
@@ -295,122 +295,158 @@
           <w:szCs w:val="28"/>
         </w:rPr>
         <w:lastRenderedPageBreak/>
-        <w:t>Part A – Dataset Understanding</w:t>
-      </w:r>
-    </w:p>
-    <w:p>
-      <w:pPr>
-        <w:spacing w:line="480" w:lineRule="auto"/>
-        <w:rPr>
-          <w:rFonts w:asciiTheme="majorBidi" w:hAnsiTheme="majorBidi" w:cstheme="majorBidi"/>
-        </w:rPr>
-      </w:pPr>
-      <w:r>
-        <w:rPr>
-          <w:rFonts w:asciiTheme="majorBidi" w:hAnsiTheme="majorBidi" w:cstheme="majorBidi"/>
-        </w:rPr>
-        <w:tab/>
-      </w:r>
-      <w:r>
-        <w:rPr>
-          <w:rFonts w:asciiTheme="majorBidi" w:hAnsiTheme="majorBidi" w:cstheme="majorBidi"/>
-        </w:rPr>
-        <w:t>I will be using the CEAS_08 dataset since I found it to be the clearest. My model will have 3 input features. Firstly, there is the content of the email which includes the subject and the body. Secondly, there is the sender domain, since some domains are repeated abusers and always send phishing emails so we might see a pattern. Finally, my third feature is the presence of URLs in the email. The target labels are a malicious/phishing email (1) or a safe email (0). This is a binary classification problem to figure out whether an email is malicious or not. It is a supervised learning problem since we have labelled data with the value of it being 0 or 1 to train on. An unsupervised learning problem would have unlabeled data, and we would not have values for malicious or safe.</w:t>
-      </w:r>
-    </w:p>
-    <w:p>
-      <w:pPr>
-        <w:pStyle w:val="Heading1"/>
-        <w:spacing w:line="480" w:lineRule="auto"/>
+        <w:t xml:space="preserve">Part A – </w:t>
+      </w:r>
+      <w:r>
         <w:rPr>
           <w:rFonts w:asciiTheme="majorBidi" w:hAnsiTheme="majorBidi"/>
           <w:sz w:val="28"/>
           <w:szCs w:val="28"/>
         </w:rPr>
-      </w:pPr>
-      <w:r>
+        <w:t>Clustering</w:t>
+      </w:r>
+    </w:p>
+    <w:p>
+      <w:pPr>
+        <w:spacing w:line="480" w:lineRule="auto"/>
+        <w:rPr>
+          <w:rFonts w:asciiTheme="majorBidi" w:hAnsiTheme="majorBidi" w:cstheme="majorBidi"/>
+        </w:rPr>
+      </w:pPr>
+      <w:r>
+        <w:rPr>
+          <w:rFonts w:asciiTheme="majorBidi" w:hAnsiTheme="majorBidi" w:cstheme="majorBidi"/>
+        </w:rPr>
+        <w:tab/>
+      </w:r>
+      <w:r>
+        <w:rPr>
+          <w:rFonts w:asciiTheme="majorBidi" w:hAnsiTheme="majorBidi" w:cstheme="majorBidi"/>
+        </w:rPr>
+        <w:t>Since the data we are using is not labelled, i.e., we do not know if it is malicious or not, this is an unsupervised learning problem. We only have raw traffic attributes (timestamps, source/destination IPs, protocol, packet length), and the goal is to discover patterns and group similar traffic together rather than predict a known outcome.</w:t>
+      </w:r>
+      <w:r>
+        <w:rPr>
+          <w:rFonts w:asciiTheme="majorBidi" w:hAnsiTheme="majorBidi" w:cstheme="majorBidi"/>
+        </w:rPr>
+        <w:t xml:space="preserve"> </w:t>
+      </w:r>
+      <w:r>
+        <w:rPr>
+          <w:rFonts w:asciiTheme="majorBidi" w:hAnsiTheme="majorBidi" w:cstheme="majorBidi"/>
+        </w:rPr>
+        <w:t xml:space="preserve">DBSCAN is the most suitable algorithm for this dataset. It does not require the number of clusters to be chosen in advance, which matters here since we do not know how many types of traffic </w:t>
+      </w:r>
+      <w:r>
+        <w:rPr>
+          <w:rFonts w:asciiTheme="majorBidi" w:hAnsiTheme="majorBidi" w:cstheme="majorBidi"/>
+        </w:rPr>
+        <w:t>behavior</w:t>
+      </w:r>
+      <w:r>
+        <w:rPr>
+          <w:rFonts w:asciiTheme="majorBidi" w:hAnsiTheme="majorBidi" w:cstheme="majorBidi"/>
+        </w:rPr>
+        <w:t xml:space="preserve"> exist, and it groups sources based on density instead of forcing every point into a cluster, so sources that do not fit any dense group are labelled as noise instead of being pulled into a cluster they do not belong to.</w:t>
+      </w:r>
+      <w:r>
+        <w:rPr>
+          <w:rFonts w:asciiTheme="majorBidi" w:hAnsiTheme="majorBidi" w:cstheme="majorBidi"/>
+        </w:rPr>
+        <w:t xml:space="preserve"> </w:t>
+      </w:r>
+      <w:r>
+        <w:rPr>
+          <w:rFonts w:asciiTheme="majorBidi" w:hAnsiTheme="majorBidi" w:cstheme="majorBidi"/>
+        </w:rPr>
+        <w:t xml:space="preserve">The records DBSCAN marks as noise (cluster label -1) are the abnormal sources, since they do not fit into any dense group of similar traffic </w:t>
+      </w:r>
+      <w:r>
+        <w:rPr>
+          <w:rFonts w:asciiTheme="majorBidi" w:hAnsiTheme="majorBidi" w:cstheme="majorBidi"/>
+        </w:rPr>
+        <w:t>behavior</w:t>
+      </w:r>
+      <w:r>
+        <w:rPr>
+          <w:rFonts w:asciiTheme="majorBidi" w:hAnsiTheme="majorBidi" w:cstheme="majorBidi"/>
+        </w:rPr>
+        <w:t xml:space="preserve">, and running this on the dataset flagged 23 out of 337 sources, about 7 percent, as noise, falling into a few different types of abnormal </w:t>
+      </w:r>
+      <w:r>
+        <w:rPr>
+          <w:rFonts w:asciiTheme="majorBidi" w:hAnsiTheme="majorBidi" w:cstheme="majorBidi"/>
+        </w:rPr>
+        <w:t>behavior</w:t>
+      </w:r>
+      <w:r>
+        <w:rPr>
+          <w:rFonts w:asciiTheme="majorBidi" w:hAnsiTheme="majorBidi" w:cstheme="majorBidi"/>
+        </w:rPr>
+        <w:t xml:space="preserve"> rather than one single pattern: some sources send an unusually high volume of traffic or sustain a very high packet rate compared to the rest of the network, others use an unusually high number of different protocols while most sources only ever use one, and a few sources are also very low activity or come from addresses that are not typical host addresses, which is worth flagging for review as well.</w:t>
+      </w:r>
+    </w:p>
+    <w:p>
+      <w:pPr>
+        <w:pStyle w:val="Heading1"/>
+        <w:spacing w:line="480" w:lineRule="auto"/>
         <w:rPr>
           <w:rFonts w:asciiTheme="majorBidi" w:hAnsiTheme="majorBidi"/>
           <w:sz w:val="28"/>
           <w:szCs w:val="28"/>
         </w:rPr>
-        <w:t>Part B – Model Selection</w:t>
-      </w:r>
-    </w:p>
-    <w:p>
-      <w:pPr>
-        <w:spacing w:line="480" w:lineRule="auto"/>
-        <w:rPr>
-          <w:rFonts w:asciiTheme="majorBidi" w:hAnsiTheme="majorBidi" w:cstheme="majorBidi"/>
-        </w:rPr>
-      </w:pPr>
-      <w:r>
-        <w:rPr>
-          <w:rFonts w:asciiTheme="majorBidi" w:hAnsiTheme="majorBidi" w:cstheme="majorBidi"/>
-        </w:rPr>
-        <w:tab/>
-        <w:t xml:space="preserve">The most suitable algorithm is </w:t>
-      </w:r>
-      <w:r>
-        <w:rPr>
-          <w:rFonts w:asciiTheme="majorBidi" w:hAnsiTheme="majorBidi" w:cstheme="majorBidi"/>
-        </w:rPr>
-        <w:t xml:space="preserve">logistic regression. </w:t>
-      </w:r>
-      <w:r>
-        <w:rPr>
-          <w:rFonts w:asciiTheme="majorBidi" w:hAnsiTheme="majorBidi" w:cstheme="majorBidi"/>
-        </w:rPr>
-        <w:t>This</w:t>
-      </w:r>
-      <w:r>
-        <w:rPr>
-          <w:rFonts w:asciiTheme="majorBidi" w:hAnsiTheme="majorBidi" w:cstheme="majorBidi"/>
-        </w:rPr>
-        <w:t xml:space="preserve"> fits the dataset because once the email content is converted into word-based features, the data becomes high dimensional and sparse, meaning most values are zero for any single email, and logistic regression handles this kind of data efficiently without overfitting the way more complex models might. It also works naturally alongside the sender domain and URL presence features once everything is converted into numbers. Another reason it fits is that it outputs a probability rather than a strict yes or no, so we can adjust how cautious the model is depending on how strict we want to be about flagging and phishing emails. It also stays interpretable, since each feature gets a weight showing whether it pushes a prediction toward phishing or safe, which is useful for explaining why an email was flagged.</w:t>
-      </w:r>
-    </w:p>
-    <w:p>
-      <w:pPr>
-        <w:spacing w:line="480" w:lineRule="auto"/>
-        <w:rPr>
-          <w:rFonts w:asciiTheme="majorBidi" w:hAnsiTheme="majorBidi" w:cstheme="majorBidi"/>
-        </w:rPr>
-      </w:pPr>
-    </w:p>
-    <w:p>
-      <w:pPr>
-        <w:pStyle w:val="Heading1"/>
-        <w:spacing w:line="480" w:lineRule="auto"/>
+      </w:pPr>
+      <w:r>
         <w:rPr>
           <w:rFonts w:asciiTheme="majorBidi" w:hAnsiTheme="majorBidi"/>
           <w:sz w:val="28"/>
           <w:szCs w:val="28"/>
         </w:rPr>
-      </w:pPr>
+        <w:t xml:space="preserve">Part B – </w:t>
+      </w:r>
       <w:r>
         <w:rPr>
           <w:rFonts w:asciiTheme="majorBidi" w:hAnsiTheme="majorBidi"/>
           <w:sz w:val="28"/>
           <w:szCs w:val="28"/>
         </w:rPr>
+        <w:t>Cybersecurity Analysis</w:t>
+      </w:r>
+    </w:p>
+    <w:p>
+      <w:pPr>
+        <w:spacing w:line="480" w:lineRule="auto"/>
+        <w:ind w:firstLine="720"/>
+        <w:rPr>
+          <w:rFonts w:asciiTheme="majorBidi" w:hAnsiTheme="majorBidi" w:cstheme="majorBidi"/>
+        </w:rPr>
+      </w:pPr>
+      <w:r>
+        <w:rPr>
+          <w:rFonts w:asciiTheme="majorBidi" w:hAnsiTheme="majorBidi" w:cstheme="majorBidi"/>
+        </w:rPr>
+        <w:t xml:space="preserve">Zero-day attacks exploit vulnerabilities that are not yet known, so there is no existing signature or label to detect them with, and signature-based or supervised methods can only catch attacks that have already been seen before and used to build a model, whereas anomaly detection instead looks for traffic that deviates from what is normal for the network, allowing it to flag a </w:t>
+      </w:r>
+      <w:r>
+        <w:rPr>
+          <w:rFonts w:asciiTheme="majorBidi" w:hAnsiTheme="majorBidi" w:cstheme="majorBidi"/>
+        </w:rPr>
         <w:lastRenderedPageBreak/>
-        <w:t>Part C – Cybersecurity Analysis</w:t>
-      </w:r>
-    </w:p>
-    <w:p>
-      <w:pPr>
-        <w:spacing w:line="480" w:lineRule="auto"/>
-        <w:ind w:firstLine="720"/>
-        <w:rPr>
-          <w:rFonts w:asciiTheme="majorBidi" w:hAnsiTheme="majorBidi" w:cstheme="majorBidi"/>
-        </w:rPr>
-      </w:pPr>
-      <w:r>
-        <w:rPr>
-          <w:rFonts w:asciiTheme="majorBidi" w:hAnsiTheme="majorBidi" w:cstheme="majorBidi"/>
-        </w:rPr>
-        <w:t>The model classifies phishing emails, a form of social engineering where an attacker pretends to be a trusted sender to trick someone into revealing credentials, clicking a malicious link, or transferring money. Because the model factors in the email's content, the sender's domain, and whether a link is present, it targets the combination of signals that make phishing recognizable, not just suspicious wording on its own. Classification matters in cybersecurity because it lets an organization filter or flag suspicious emails automatically, before an employee ever opens them. Given how much email a company receives daily, manually reviewing every message is not realistic, so a model like this acts as a first line of defense, catching most phishing attempts before they reach an inbox and reducing the chance someone falls for one. If the model misclassifies, the consequences differ depending on the type of error. A false negative, where a phishing email is labeled legitimate, lets the attack reach the user undetected, which can lead to stolen credentials, financial loss, or a malware infection. A false positive, where a legitimate email is flagged as phishing, can block or delay real communication and, if it happens often enough, teach employees to distrust or ignore the filter altogether, which undermines the point of having it in the first place.</w:t>
+        <w:t xml:space="preserve">zero-day attack the first time it happens purely because it behaves differently, without needing to have seen that specific attack before; this is where the comparison between K-Means and DBSCAN becomes relevant, since K-Means forces every source into one of a fixed number of clusters even when it does not really belong anywhere, which in this dataset showed up as the most extreme source being pulled into its own one-member cluster rather than being explicitly flagged as an anomaly, while DBSCAN instead groups sources by density and explicitly labels anything that does not belong to a dense group as noise, giving a direct anomaly flag rather than something that has to be inferred afterwards, and also not requiring the number of </w:t>
+      </w:r>
+      <w:proofErr w:type="spellStart"/>
+      <w:r>
+        <w:rPr>
+          <w:rFonts w:asciiTheme="majorBidi" w:hAnsiTheme="majorBidi" w:cstheme="majorBidi"/>
+        </w:rPr>
+        <w:t>behaviour</w:t>
+      </w:r>
+      <w:proofErr w:type="spellEnd"/>
+      <w:r>
+        <w:rPr>
+          <w:rFonts w:asciiTheme="majorBidi" w:hAnsiTheme="majorBidi" w:cstheme="majorBidi"/>
+        </w:rPr>
+        <w:t xml:space="preserve"> types to be guessed in advance, which matters for cybersecurity since new traffic patterns and new attacks are exactly what the analysis is trying to catch and not something that can be known ahead of time, making DBSCAN the more suitable algorithm for cybersecurity anomaly detection while K-Means is better suited to segmenting traffic into broad, already-expected categories.</w:t>
       </w:r>
     </w:p>
     <w:sectPr>
@@ -1026,7 +1062,6 @@
   <w:style w:type="character" w:default="1" w:styleId="DefaultParagraphFont">
     <w:name w:val="Default Paragraph Font"/>
     <w:uiPriority w:val="1"/>
-    <w:semiHidden/>
     <w:unhideWhenUsed/>
   </w:style>
   <w:style w:type="table" w:default="1" w:styleId="TableNormal">
@@ -1361,6 +1396,18 @@
     <w:rPr>
       <w:color w:val="605E5C"/>
       <w:shd w:val="clear" w:color="auto" w:fill="E1DFDD"/>
+    </w:rPr>
+  </w:style>
+  <w:style w:type="character" w:styleId="FollowedHyperlink">
+    <w:name w:val="FollowedHyperlink"/>
+    <w:basedOn w:val="DefaultParagraphFont"/>
+    <w:uiPriority w:val="99"/>
+    <w:semiHidden/>
+    <w:unhideWhenUsed/>
+    <w:rsid w:val="007E4ADB"/>
+    <w:rPr>
+      <w:color w:val="96607D" w:themeColor="followedHyperlink"/>
+      <w:u w:val="single"/>
     </w:rPr>
   </w:style>
 </w:styles>
